--- a/docs/ExploreDVO_Implementation_Changes.docx
+++ b/docs/ExploreDVO_Implementation_Changes.docx
@@ -10559,6 +10559,345 @@
         <w:t>Update: all “Required” items (1—7, 14—16, 22, 26—28), both “Decision needed” items (9—10, reworded to match the system as built), and all seven original “Optional” items (8, 11, 17—20, 29) are now marked “Done” above (shaded green) and have been applied directly to the manuscript — see “ExploreDVO_corrected_text_with_original_images_v4.docx” in Downloads (the file was v3 through item 32; item 33 below is what moved it to v4). Every inserted or changed piece of text and every new ERD entity/connector is colored blue in that file so you can see exactly what changed at a glance. Items 31 and 32 were added after the AI/recommendation modules (§5.19—5.22) went live, closing two small gaps that only became visible once those features were real: a footnote explaining how the Preference Match formula scores categories with no direct destination-side data, and a correction to the itinerary baseline-location wording to match the actual fallback behavior. Item 33 was added after DOT raised the visitor double-counting concern in person, resulting in the QR/manual check-in feature, the new Verified Visits report, and a database-level uniqueness constraint (§5.23). All three are also Done. Only the “No action needed” items remain untouched, by design.</w:t>
       </w:r>
     </w:p>
+    <w:p>
+      <w:pPr>
+        <w:pStyle w:val="Heading1"/>
+      </w:pPr>
+      <w:r>
+        <w:t>9. Work in Progress (Not Merged): Where the Traveller Stays</w:t>
+      </w:r>
+    </w:p>
+    <w:p>
+      <w:r>
+        <w:rPr>
+          <w:b/>
+        </w:rPr>
+        <w:t>STATUS: implemented on the local branch feature/stay-continuity-stage1. NOT approved for merging. NOT deployed. The figures below were measured on test data in a scratch copy of the database and are provisional, not final results.</w:t>
+      </w:r>
+    </w:p>
+    <w:p>
+      <w:pPr>
+        <w:pStyle w:val="Heading2"/>
+      </w:pPr>
+      <w:r>
+        <w:t>9.1 What the branch changes</w:t>
+      </w:r>
+    </w:p>
+    <w:p>
+      <w:r>
+        <w:t>Before this work the stay for each night of a multi-day trip was chosen on its own, from the stops the trip planned to visit, before the days were built. The stay changed on 55% of night-to-night gaps in a 48-trip test audit, and the traveller's distance preference never reached the choice.</w:t>
+      </w:r>
+    </w:p>
+    <w:p>
+      <w:pPr>
+        <w:pStyle w:val="ListBullet"/>
+      </w:pPr>
+      <w:r>
+        <w:t>The stay is now planned for the whole trip at once (an exact search over all nights), then planned again for the stops the schedule actually placed, and the trip is rebuilt with it only if the rebuilt trip is better under fixed rules (StayPlanEvaluator).</w:t>
+      </w:r>
+    </w:p>
+    <w:p>
+      <w:pPr>
+        <w:pStyle w:val="ListBullet"/>
+      </w:pPr>
+      <w:r>
+        <w:t>Close Proximity keeps one stay for the whole trip. Commutable keeps one stay unless a comparison of two real itineraries shows that one stay is impractical. Remote may change stay where the geography justifies it; a change costs a configurable penalty (default 30 minutes of driving, config/itinerary.php).</w:t>
+      </w:r>
+    </w:p>
+    <w:p>
+      <w:pPr>
+        <w:pStyle w:val="ListBullet"/>
+      </w:pPr>
+      <w:r>
+        <w:t>A stay is offered for a night only if it is DOT-accredited on that night under the existing accreditation rules (grace period included). A night with no accredited stay has no stay, and the itinerary says so. Nothing is invented.</w:t>
+      </w:r>
+    </w:p>
+    <w:p>
+      <w:pPr>
+        <w:pStyle w:val="ListBullet"/>
+      </w:pPr>
+      <w:r>
+        <w:t>Places the trip set out to visit but could not place are listed on the itinerary page with the reason (shown for Close Proximity and Commutable).</w:t>
+      </w:r>
+    </w:p>
+    <w:p>
+      <w:pPr>
+        <w:pStyle w:val="ListBullet"/>
+      </w:pPr>
+      <w:r>
+        <w:t>Not changed: Content-Based Recommendation, Apriori scoring, the arrival rule, the 18:00 sightseeing cutoff, meal windows, the 25 km / 75 km / no-limit distance values, the distance labels, accreditation data, expiry dates and prices.</w:t>
+      </w:r>
+    </w:p>
+    <w:p>
+      <w:pPr>
+        <w:pStyle w:val="Heading2"/>
+      </w:pPr>
+      <w:r>
+        <w:t>9.2 Database change</w:t>
+      </w:r>
+    </w:p>
+    <w:p>
+      <w:r>
+        <w:t>One nullable JSON column, itineraries.stay_plan (migration 2026_10_30_120000_add_stay_plan_to_itineraries). It holds a versioned summary: the travel preference applied, counts of stays and changes, the notices described above, and the record of how the stays were settled. The stay of each night is not copied: it stays on the existing overnight rows. No backfill is needed, itineraries without it render as before, and the migration is reversible (down() drops the column, losing only the notices).</w:t>
+      </w:r>
+    </w:p>
+    <w:p>
+      <w:pPr>
+        <w:pStyle w:val="Heading2"/>
+      </w:pPr>
+      <w:r>
+        <w:t>9.3 Defect found during review and fixed (30 Oct 2026)</w:t>
+      </w:r>
+    </w:p>
+    <w:p>
+      <w:r>
+        <w:t>The step that plans the stays again for the placed stops had no effect at first: the function that rebuilds the trip captured the first stay plan by value, so every rebuild repeated the first stays. It was found while investigating why fewer destinations were placed. It is fixed on the branch (the stays are now shared by reference) and covered by a regression test that uses the real generator (StaySettleRebuildTest).</w:t>
+      </w:r>
+    </w:p>
+    <w:p>
+      <w:pPr>
+        <w:pStyle w:val="Heading2"/>
+      </w:pPr>
+      <w:r>
+        <w:t>9.4 Provisional measurements</w:t>
+      </w:r>
+    </w:p>
+    <w:p>
+      <w:r>
+        <w:t>Two sets of 48 generated test trips (a calibration set and a separate held-out set that was used only for reporting), grace period on, penalty 30. These are provisional results on test data, not final results.</w:t>
+      </w:r>
+    </w:p>
+    <w:tbl>
+      <w:tblPr>
+        <w:tblStyle w:val="LightGrid-Accent1"/>
+        <w:tblW w:type="auto" w:w="0"/>
+        <w:tblLook w:firstColumn="1" w:firstRow="1" w:lastColumn="0" w:lastRow="0" w:noHBand="0" w:noVBand="1" w:val="04A0"/>
+      </w:tblPr>
+      <w:tblGrid>
+        <w:gridCol w:w="2880"/>
+        <w:gridCol w:w="2880"/>
+        <w:gridCol w:w="2880"/>
+      </w:tblGrid>
+      <w:tr>
+        <w:tc>
+          <w:tcPr>
+            <w:tcW w:type="dxa" w:w="2880"/>
+          </w:tcPr>
+          <w:p>
+            <w:r>
+              <w:t>Measure</w:t>
+            </w:r>
+          </w:p>
+        </w:tc>
+        <w:tc>
+          <w:tcPr>
+            <w:tcW w:type="dxa" w:w="2880"/>
+          </w:tcPr>
+          <w:p>
+            <w:r>
+              <w:t>Before (live code)</w:t>
+            </w:r>
+          </w:p>
+        </w:tc>
+        <w:tc>
+          <w:tcPr>
+            <w:tcW w:type="dxa" w:w="2880"/>
+          </w:tcPr>
+          <w:p>
+            <w:r>
+              <w:t>Branch with the fix</w:t>
+            </w:r>
+          </w:p>
+        </w:tc>
+      </w:tr>
+      <w:tr>
+        <w:tc>
+          <w:tcPr>
+            <w:tcW w:type="dxa" w:w="2880"/>
+          </w:tcPr>
+          <w:p>
+            <w:r>
+              <w:t>Changes of stay (calibration / held-out)</w:t>
+            </w:r>
+          </w:p>
+        </w:tc>
+        <w:tc>
+          <w:tcPr>
+            <w:tcW w:type="dxa" w:w="2880"/>
+          </w:tcPr>
+          <w:p>
+            <w:r>
+              <w:t>30 / 28</w:t>
+            </w:r>
+          </w:p>
+        </w:tc>
+        <w:tc>
+          <w:tcPr>
+            <w:tcW w:type="dxa" w:w="2880"/>
+          </w:tcPr>
+          <w:p>
+            <w:r>
+              <w:t>8 / 9</w:t>
+            </w:r>
+          </w:p>
+        </w:tc>
+      </w:tr>
+      <w:tr>
+        <w:tc>
+          <w:tcPr>
+            <w:tcW w:type="dxa" w:w="2880"/>
+          </w:tcPr>
+          <w:p>
+            <w:r>
+              <w:t>Destinations placed (calibration / held-out)</w:t>
+            </w:r>
+          </w:p>
+        </w:tc>
+        <w:tc>
+          <w:tcPr>
+            <w:tcW w:type="dxa" w:w="2880"/>
+          </w:tcPr>
+          <w:p>
+            <w:r>
+              <w:t>215 / 224</w:t>
+            </w:r>
+          </w:p>
+        </w:tc>
+        <w:tc>
+          <w:tcPr>
+            <w:tcW w:type="dxa" w:w="2880"/>
+          </w:tcPr>
+          <w:p>
+            <w:r>
+              <w:t>215 / 224</w:t>
+            </w:r>
+          </w:p>
+        </w:tc>
+      </w:tr>
+      <w:tr>
+        <w:tc>
+          <w:tcPr>
+            <w:tcW w:type="dxa" w:w="2880"/>
+          </w:tcPr>
+          <w:p>
+            <w:r>
+              <w:t>Late check-ins (calibration / held-out)</w:t>
+            </w:r>
+          </w:p>
+        </w:tc>
+        <w:tc>
+          <w:tcPr>
+            <w:tcW w:type="dxa" w:w="2880"/>
+          </w:tcPr>
+          <w:p>
+            <w:r>
+              <w:t>18 / 16</w:t>
+            </w:r>
+          </w:p>
+        </w:tc>
+        <w:tc>
+          <w:tcPr>
+            <w:tcW w:type="dxa" w:w="2880"/>
+          </w:tcPr>
+          <w:p>
+            <w:r>
+              <w:t>13 / 12</w:t>
+            </w:r>
+          </w:p>
+        </w:tc>
+      </w:tr>
+      <w:tr>
+        <w:tc>
+          <w:tcPr>
+            <w:tcW w:type="dxa" w:w="2880"/>
+          </w:tcPr>
+          <w:p>
+            <w:r>
+              <w:t>Days over 8 hours of driving (calibration / held-out)</w:t>
+            </w:r>
+          </w:p>
+        </w:tc>
+        <w:tc>
+          <w:tcPr>
+            <w:tcW w:type="dxa" w:w="2880"/>
+          </w:tcPr>
+          <w:p>
+            <w:r>
+              <w:t>11 / 7</w:t>
+            </w:r>
+          </w:p>
+        </w:tc>
+        <w:tc>
+          <w:tcPr>
+            <w:tcW w:type="dxa" w:w="2880"/>
+          </w:tcPr>
+          <w:p>
+            <w:r>
+              <w:t>7 / 6</w:t>
+            </w:r>
+          </w:p>
+        </w:tc>
+      </w:tr>
+      <w:tr>
+        <w:tc>
+          <w:tcPr>
+            <w:tcW w:type="dxa" w:w="2880"/>
+          </w:tcPr>
+          <w:p>
+            <w:r>
+              <w:t>Stay-journey minutes (calibration / held-out)</w:t>
+            </w:r>
+          </w:p>
+        </w:tc>
+        <w:tc>
+          <w:tcPr>
+            <w:tcW w:type="dxa" w:w="2880"/>
+          </w:tcPr>
+          <w:p>
+            <w:r>
+              <w:t>18,000 / 17,010</w:t>
+            </w:r>
+          </w:p>
+        </w:tc>
+        <w:tc>
+          <w:tcPr>
+            <w:tcW w:type="dxa" w:w="2880"/>
+          </w:tcPr>
+          <w:p>
+            <w:r>
+              <w:t>17,055 / 16,440</w:t>
+            </w:r>
+          </w:p>
+        </w:tc>
+      </w:tr>
+    </w:tbl>
+    <w:p/>
+    <w:p>
+      <w:pPr>
+        <w:pStyle w:val="Heading2"/>
+      </w:pPr>
+      <w:r>
+        <w:t>9.5 Test data, not verified DOT information</w:t>
+      </w:r>
+    </w:p>
+    <w:p>
+      <w:r>
+        <w:t>The accreditation records and the nightly stay prices in the database are temporary test data, not verified DOT information, and must eventually be replaced with verified records. The stay planner uses the accreditation dates exactly as stored and does not use the prices. Budget-based stay selection is deliberately postponed until the price source is verified.</w:t>
+      </w:r>
+    </w:p>
+    <w:p>
+      <w:pPr>
+        <w:pStyle w:val="Heading2"/>
+      </w:pPr>
+      <w:r>
+        <w:t>9.6 Paper sections affected</w:t>
+      </w:r>
+    </w:p>
+    <w:p>
+      <w:r>
+        <w:t>None yet. The manuscript must not be changed for this work until the branch is approved, merged and its final results are measured.</w:t>
+      </w:r>
+    </w:p>
     <w:sectPr>
       <w:pgSz w:w="12240" w:h="15840"/>
       <w:pgMar w:top="1440" w:right="1800" w:bottom="1440" w:left="1800" w:header="720" w:footer="720" w:gutter="0"/>

--- a/docs/ExploreDVO_Implementation_Changes.docx
+++ b/docs/ExploreDVO_Implementation_Changes.docx
@@ -10559,6 +10559,231 @@
         <w:t>Update: all “Required” items (1—7, 14—16, 22, 26—28), both “Decision needed” items (9—10, reworded to match the system as built), and all seven original “Optional” items (8, 11, 17—20, 29) are now marked “Done” above (shaded green) and have been applied directly to the manuscript — see “ExploreDVO_corrected_text_with_original_images_v4.docx” in Downloads (the file was v3 through item 32; item 33 below is what moved it to v4). Every inserted or changed piece of text and every new ERD entity/connector is colored blue in that file so you can see exactly what changed at a glance. Items 31 and 32 were added after the AI/recommendation modules (§5.19—5.22) went live, closing two small gaps that only became visible once those features were real: a footnote explaining how the Preference Match formula scores categories with no direct destination-side data, and a correction to the itinerary baseline-location wording to match the actual fallback behavior. Item 33 was added after DOT raised the visitor double-counting concern in person, resulting in the QR/manual check-in feature, the new Verified Visits report, and a database-level uniqueness constraint (§5.23). All three are also Done. Only the “No action needed” items remain untouched, by design.</w:t>
       </w:r>
     </w:p>
+    <w:p>
+      <w:pPr>
+        <w:pStyle w:val="Heading1"/>
+      </w:pPr>
+      <w:r>
+        <w:t>10. Work in Progress (Not Merged): Accreditation Labels (DOT Accredited, Sample Data, Not Yet Verified)</w:t>
+      </w:r>
+    </w:p>
+    <w:p>
+      <w:r>
+        <w:rPr>
+          <w:b/>
+        </w:rPr>
+        <w:t>STATUS: implemented on the local branch feature/data-provenance-labels. NOT approved for merging. NOT deployed. Separate from the stay-continuity work (feature/stay-continuity-stage1).</w:t>
+      </w:r>
+    </w:p>
+    <w:p>
+      <w:pPr>
+        <w:pStyle w:val="Heading2"/>
+      </w:pPr>
+      <w:r>
+        <w:t>10.1 What it does</w:t>
+      </w:r>
+    </w:p>
+    <w:p>
+      <w:r>
+        <w:t>Every listing is shown as exactly one of three things, decided from its accreditation records (accreditation_records, using the existing is_placeholder flag; no new column):</w:t>
+      </w:r>
+    </w:p>
+    <w:tbl>
+      <w:tblPr>
+        <w:tblStyle w:val="LightGrid-Accent1"/>
+        <w:tblW w:type="auto" w:w="0"/>
+        <w:tblLook w:firstColumn="1" w:firstRow="1" w:lastColumn="0" w:lastRow="0" w:noHBand="0" w:noVBand="1" w:val="04A0"/>
+      </w:tblPr>
+      <w:tblGrid>
+        <w:gridCol w:w="2880"/>
+        <w:gridCol w:w="2880"/>
+        <w:gridCol w:w="2880"/>
+      </w:tblGrid>
+      <w:tr>
+        <w:tc>
+          <w:tcPr>
+            <w:tcW w:type="dxa" w:w="2880"/>
+          </w:tcPr>
+          <w:p>
+            <w:r>
+              <w:t>Label</w:t>
+            </w:r>
+          </w:p>
+        </w:tc>
+        <w:tc>
+          <w:tcPr>
+            <w:tcW w:type="dxa" w:w="2880"/>
+          </w:tcPr>
+          <w:p>
+            <w:r>
+              <w:t>Rule</w:t>
+            </w:r>
+          </w:p>
+        </w:tc>
+        <w:tc>
+          <w:tcPr>
+            <w:tcW w:type="dxa" w:w="2880"/>
+          </w:tcPr>
+          <w:p>
+            <w:r>
+              <w:t>Meaning</w:t>
+            </w:r>
+          </w:p>
+        </w:tc>
+      </w:tr>
+      <w:tr>
+        <w:tc>
+          <w:tcPr>
+            <w:tcW w:type="dxa" w:w="2880"/>
+          </w:tcPr>
+          <w:p>
+            <w:r>
+              <w:t>DOT Accredited</w:t>
+            </w:r>
+          </w:p>
+        </w:tc>
+        <w:tc>
+          <w:tcPr>
+            <w:tcW w:type="dxa" w:w="2880"/>
+          </w:tcPr>
+          <w:p>
+            <w:r>
+              <w:t>at least one record that is not a placeholder and carries an accreditation number</w:t>
+            </w:r>
+          </w:p>
+        </w:tc>
+        <w:tc>
+          <w:tcPr>
+            <w:tcW w:type="dxa" w:w="2880"/>
+          </w:tcPr>
+          <w:p>
+            <w:r>
+              <w:t>official DOT record</w:t>
+            </w:r>
+          </w:p>
+        </w:tc>
+      </w:tr>
+      <w:tr>
+        <w:tc>
+          <w:tcPr>
+            <w:tcW w:type="dxa" w:w="2880"/>
+          </w:tcPr>
+          <w:p>
+            <w:r>
+              <w:t>Sample Data</w:t>
+            </w:r>
+          </w:p>
+        </w:tc>
+        <w:tc>
+          <w:tcPr>
+            <w:tcW w:type="dxa" w:w="2880"/>
+          </w:tcPr>
+          <w:p>
+            <w:r>
+              <w:t>every record is a placeholder (our number, not DOT's)</w:t>
+            </w:r>
+          </w:p>
+        </w:tc>
+        <w:tc>
+          <w:tcPr>
+            <w:tcW w:type="dxa" w:w="2880"/>
+          </w:tcPr>
+          <w:p>
+            <w:r>
+              <w:t>temporary demonstration record</w:t>
+            </w:r>
+          </w:p>
+        </w:tc>
+      </w:tr>
+      <w:tr>
+        <w:tc>
+          <w:tcPr>
+            <w:tcW w:type="dxa" w:w="2880"/>
+          </w:tcPr>
+          <w:p>
+            <w:r>
+              <w:t>Not Yet Verified</w:t>
+            </w:r>
+          </w:p>
+        </w:tc>
+        <w:tc>
+          <w:tcPr>
+            <w:tcW w:type="dxa" w:w="2880"/>
+          </w:tcPr>
+          <w:p>
+            <w:r>
+              <w:t>no accreditation record, or only records without a number</w:t>
+            </w:r>
+          </w:p>
+        </w:tc>
+        <w:tc>
+          <w:tcPr>
+            <w:tcW w:type="dxa" w:w="2880"/>
+          </w:tcPr>
+          <w:p>
+            <w:r>
+              <w:t>accreditation cannot be confirmed</w:t>
+            </w:r>
+          </w:p>
+        </w:tc>
+      </w:tr>
+    </w:tbl>
+    <w:p/>
+    <w:p>
+      <w:r>
+        <w:t>A missing record is never read as official. The label is the same on the catalogue cards, the destination, stay, dining, souvenir, operator and package pages, the chatbot and the planner's provenance panel. Home-page wording that called every listing "DOT-verified" was replaced, and the site description no longer claims that all destinations are DOT-accredited.</w:t>
+      </w:r>
+    </w:p>
+    <w:p>
+      <w:pPr>
+        <w:pStyle w:val="Heading2"/>
+      </w:pPr>
+      <w:r>
+        <w:t>10.2 What it does not do</w:t>
+      </w:r>
+    </w:p>
+    <w:p>
+      <w:pPr>
+        <w:pStyle w:val="ListBullet"/>
+      </w:pPr>
+      <w:r>
+        <w:t>It does not change eligibility. Sample and Not Yet Verified listings stay in the Content-Based Recommendation, Apriori, itinerary generation and geographic sequencing, because those use the is_accredited flag only.</w:t>
+      </w:r>
+    </w:p>
+    <w:p>
+      <w:pPr>
+        <w:pStyle w:val="ListBullet"/>
+      </w:pPr>
+      <w:r>
+        <w:t>It does not change any recommendation algorithm or weight, any accreditation value, any expiry date, the grace setting, prices, or existing listing records.</w:t>
+      </w:r>
+    </w:p>
+    <w:p>
+      <w:pPr>
+        <w:pStyle w:val="Heading2"/>
+      </w:pPr>
+      <w:r>
+        <w:t>10.3 Verification</w:t>
+      </w:r>
+    </w:p>
+    <w:p>
+      <w:r>
+        <w:t>SampleParticipationTest plans the same catalogue with every record official, every record sample, no records, and a mix, and requires identical rankings (factor by factor), stops, order and stays; a control shows the comparison does detect a real difference. It also checks that Apriori treats a sample destination like an official one and that the recommendation code never reads provenance. ProvenanceStatusTest covers the three states on every surface.</w:t>
+      </w:r>
+    </w:p>
+    <w:p>
+      <w:pPr>
+        <w:pStyle w:val="Heading2"/>
+      </w:pPr>
+      <w:r>
+        <w:t>10.4 Test data, not verified DOT information</w:t>
+      </w:r>
+    </w:p>
+    <w:p>
+      <w:r>
+        <w:t>The sample records are a temporary beta-testing arrangement and must eventually be replaced with verified DOT records. Existing accreditation values, expiry dates and prices were not changed.</w:t>
+      </w:r>
+    </w:p>
     <w:sectPr>
       <w:pgSz w:w="12240" w:h="15840"/>
       <w:pgMar w:top="1440" w:right="1800" w:bottom="1440" w:left="1800" w:header="720" w:footer="720" w:gutter="0"/>

--- a/docs/ExploreDVO_Implementation_Changes.docx
+++ b/docs/ExploreDVO_Implementation_Changes.docx
@@ -10572,7 +10572,7 @@
         <w:rPr>
           <w:b/>
         </w:rPr>
-        <w:t>STATUS: implemented on the local branch feature/stay-continuity-stage1. NOT approved for merging. NOT deployed. The figures below were measured on test data in a scratch copy of the database and are provisional, not final results.</w:t>
+        <w:t>STATUS: implemented on the branch feature/stay-continuity-stage1, opened as a pull request for review. NOT approved for merging. NOT deployed. The figures below were measured on test data in a scratch copy of the database and are provisional, not final results.</w:t>
       </w:r>
     </w:p>
     <w:p>
@@ -10664,7 +10664,7 @@
     </w:p>
     <w:p>
       <w:r>
-        <w:t>Two sets of 48 generated test trips (a calibration set and a separate held-out set that was used only for reporting), grace period on, penalty 30. These are provisional results on test data, not final results.</w:t>
+        <w:t>Two sets of 48 generated test trips (a calibration set and a separate held-out set that was used only for reporting), grace period on, penalty 30, measured against main at 6b53177 (which already has the 5 km Close Proximity and 15 to 50 km Commutable ranges). These are provisional results on test data, not final results.</w:t>
       </w:r>
     </w:p>
     <w:tbl>
@@ -10695,7 +10695,7 @@
           </w:tcPr>
           <w:p>
             <w:r>
-              <w:t>Before (live code)</w:t>
+              <w:t>Before (main)</w:t>
             </w:r>
           </w:p>
         </w:tc>
@@ -10705,7 +10705,7 @@
           </w:tcPr>
           <w:p>
             <w:r>
-              <w:t>Branch with the fix</w:t>
+              <w:t>Stage 1 branch</w:t>
             </w:r>
           </w:p>
         </w:tc>
@@ -10727,7 +10727,7 @@
           </w:tcPr>
           <w:p>
             <w:r>
-              <w:t>30 / 28</w:t>
+              <w:t>31 / 39</w:t>
             </w:r>
           </w:p>
         </w:tc>
@@ -10737,7 +10737,7 @@
           </w:tcPr>
           <w:p>
             <w:r>
-              <w:t>8 / 9</w:t>
+              <w:t>9 / 12</w:t>
             </w:r>
           </w:p>
         </w:tc>
@@ -10759,7 +10759,7 @@
           </w:tcPr>
           <w:p>
             <w:r>
-              <w:t>215 / 224</w:t>
+              <w:t>218 / 223</w:t>
             </w:r>
           </w:p>
         </w:tc>
@@ -10769,7 +10769,7 @@
           </w:tcPr>
           <w:p>
             <w:r>
-              <w:t>215 / 224</w:t>
+              <w:t>219 / 220</w:t>
             </w:r>
           </w:p>
         </w:tc>
@@ -10791,7 +10791,7 @@
           </w:tcPr>
           <w:p>
             <w:r>
-              <w:t>18 / 16</w:t>
+              <w:t>18 / 21</w:t>
             </w:r>
           </w:p>
         </w:tc>
@@ -10801,7 +10801,7 @@
           </w:tcPr>
           <w:p>
             <w:r>
-              <w:t>13 / 12</w:t>
+              <w:t>13 / 13</w:t>
             </w:r>
           </w:p>
         </w:tc>
@@ -10823,7 +10823,7 @@
           </w:tcPr>
           <w:p>
             <w:r>
-              <w:t>11 / 7</w:t>
+              <w:t>11 / 10</w:t>
             </w:r>
           </w:p>
         </w:tc>
@@ -10833,7 +10833,7 @@
           </w:tcPr>
           <w:p>
             <w:r>
-              <w:t>7 / 6</w:t>
+              <w:t>5 / 5</w:t>
             </w:r>
           </w:p>
         </w:tc>
@@ -10855,7 +10855,7 @@
           </w:tcPr>
           <w:p>
             <w:r>
-              <w:t>18,000 / 17,010</w:t>
+              <w:t>17,940 / 18,000</w:t>
             </w:r>
           </w:p>
         </w:tc>
@@ -10865,13 +10865,18 @@
           </w:tcPr>
           <w:p>
             <w:r>
-              <w:t>17,055 / 16,440</w:t>
+              <w:t>16,395 / 15,615</w:t>
             </w:r>
           </w:p>
         </w:tc>
       </w:tr>
     </w:tbl>
     <w:p/>
+    <w:p>
+      <w:r>
+        <w:t>Known cost: Close Proximity keeps one stay, so about 4 of the roughly 75 stops in the 16 Close Proximity trips of each set could not be placed; each is listed on the itinerary with the reason. Held-out coverage is 3 stops lower overall (calibration is 1 higher).</w:t>
+      </w:r>
+    </w:p>
     <w:p>
       <w:pPr>
         <w:pStyle w:val="Heading2"/>

--- a/docs/ExploreDVO_Implementation_Changes.docx
+++ b/docs/ExploreDVO_Implementation_Changes.docx
@@ -10625,7 +10625,7 @@
         <w:pStyle w:val="ListBullet"/>
       </w:pPr>
       <w:r>
-        <w:t>Not changed: Content-Based Recommendation, Apriori scoring, the arrival rule, the 18:00 sightseeing cutoff, meal windows, the 25 km / 75 km / no-limit distance values, the distance labels, accreditation data, expiry dates and prices.</w:t>
+        <w:t>Not changed: Content-Based Recommendation, Apriori scoring, the arrival rule, the 18:00 sightseeing cutoff, meal windows, the distance ranges and labels, accreditation data, expiry dates and prices.</w:t>
       </w:r>
     </w:p>
     <w:p>

--- a/docs/ExploreDVO_Implementation_Changes.docx
+++ b/docs/ExploreDVO_Implementation_Changes.docx
@@ -10559,231 +10559,6 @@
         <w:t>Update: all “Required” items (1—7, 14—16, 22, 26—28), both “Decision needed” items (9—10, reworded to match the system as built), and all seven original “Optional” items (8, 11, 17—20, 29) are now marked “Done” above (shaded green) and have been applied directly to the manuscript — see “ExploreDVO_corrected_text_with_original_images_v4.docx” in Downloads (the file was v3 through item 32; item 33 below is what moved it to v4). Every inserted or changed piece of text and every new ERD entity/connector is colored blue in that file so you can see exactly what changed at a glance. Items 31 and 32 were added after the AI/recommendation modules (§5.19—5.22) went live, closing two small gaps that only became visible once those features were real: a footnote explaining how the Preference Match formula scores categories with no direct destination-side data, and a correction to the itinerary baseline-location wording to match the actual fallback behavior. Item 33 was added after DOT raised the visitor double-counting concern in person, resulting in the QR/manual check-in feature, the new Verified Visits report, and a database-level uniqueness constraint (§5.23). All three are also Done. Only the “No action needed” items remain untouched, by design.</w:t>
       </w:r>
     </w:p>
-    <w:p>
-      <w:pPr>
-        <w:pStyle w:val="Heading1"/>
-      </w:pPr>
-      <w:r>
-        <w:t>10. Work in Progress (Not Merged): Accreditation Labels (DOT Accredited, Sample Data, Not Yet Verified)</w:t>
-      </w:r>
-    </w:p>
-    <w:p>
-      <w:r>
-        <w:rPr>
-          <w:b/>
-        </w:rPr>
-        <w:t>STATUS: implemented on the local branch feature/data-provenance-labels. NOT approved for merging. NOT deployed. Separate from the stay-continuity work (feature/stay-continuity-stage1).</w:t>
-      </w:r>
-    </w:p>
-    <w:p>
-      <w:pPr>
-        <w:pStyle w:val="Heading2"/>
-      </w:pPr>
-      <w:r>
-        <w:t>10.1 What it does</w:t>
-      </w:r>
-    </w:p>
-    <w:p>
-      <w:r>
-        <w:t>Every listing is shown as exactly one of three things, decided from its accreditation records (accreditation_records, using the existing is_placeholder flag; no new column):</w:t>
-      </w:r>
-    </w:p>
-    <w:tbl>
-      <w:tblPr>
-        <w:tblStyle w:val="LightGrid-Accent1"/>
-        <w:tblW w:type="auto" w:w="0"/>
-        <w:tblLook w:firstColumn="1" w:firstRow="1" w:lastColumn="0" w:lastRow="0" w:noHBand="0" w:noVBand="1" w:val="04A0"/>
-      </w:tblPr>
-      <w:tblGrid>
-        <w:gridCol w:w="2880"/>
-        <w:gridCol w:w="2880"/>
-        <w:gridCol w:w="2880"/>
-      </w:tblGrid>
-      <w:tr>
-        <w:tc>
-          <w:tcPr>
-            <w:tcW w:type="dxa" w:w="2880"/>
-          </w:tcPr>
-          <w:p>
-            <w:r>
-              <w:t>Label</w:t>
-            </w:r>
-          </w:p>
-        </w:tc>
-        <w:tc>
-          <w:tcPr>
-            <w:tcW w:type="dxa" w:w="2880"/>
-          </w:tcPr>
-          <w:p>
-            <w:r>
-              <w:t>Rule</w:t>
-            </w:r>
-          </w:p>
-        </w:tc>
-        <w:tc>
-          <w:tcPr>
-            <w:tcW w:type="dxa" w:w="2880"/>
-          </w:tcPr>
-          <w:p>
-            <w:r>
-              <w:t>Meaning</w:t>
-            </w:r>
-          </w:p>
-        </w:tc>
-      </w:tr>
-      <w:tr>
-        <w:tc>
-          <w:tcPr>
-            <w:tcW w:type="dxa" w:w="2880"/>
-          </w:tcPr>
-          <w:p>
-            <w:r>
-              <w:t>DOT Accredited</w:t>
-            </w:r>
-          </w:p>
-        </w:tc>
-        <w:tc>
-          <w:tcPr>
-            <w:tcW w:type="dxa" w:w="2880"/>
-          </w:tcPr>
-          <w:p>
-            <w:r>
-              <w:t>at least one record that is not a placeholder and carries an accreditation number</w:t>
-            </w:r>
-          </w:p>
-        </w:tc>
-        <w:tc>
-          <w:tcPr>
-            <w:tcW w:type="dxa" w:w="2880"/>
-          </w:tcPr>
-          <w:p>
-            <w:r>
-              <w:t>official DOT record</w:t>
-            </w:r>
-          </w:p>
-        </w:tc>
-      </w:tr>
-      <w:tr>
-        <w:tc>
-          <w:tcPr>
-            <w:tcW w:type="dxa" w:w="2880"/>
-          </w:tcPr>
-          <w:p>
-            <w:r>
-              <w:t>Sample Data</w:t>
-            </w:r>
-          </w:p>
-        </w:tc>
-        <w:tc>
-          <w:tcPr>
-            <w:tcW w:type="dxa" w:w="2880"/>
-          </w:tcPr>
-          <w:p>
-            <w:r>
-              <w:t>every record is a placeholder (our number, not DOT's)</w:t>
-            </w:r>
-          </w:p>
-        </w:tc>
-        <w:tc>
-          <w:tcPr>
-            <w:tcW w:type="dxa" w:w="2880"/>
-          </w:tcPr>
-          <w:p>
-            <w:r>
-              <w:t>temporary demonstration record</w:t>
-            </w:r>
-          </w:p>
-        </w:tc>
-      </w:tr>
-      <w:tr>
-        <w:tc>
-          <w:tcPr>
-            <w:tcW w:type="dxa" w:w="2880"/>
-          </w:tcPr>
-          <w:p>
-            <w:r>
-              <w:t>Not Yet Verified</w:t>
-            </w:r>
-          </w:p>
-        </w:tc>
-        <w:tc>
-          <w:tcPr>
-            <w:tcW w:type="dxa" w:w="2880"/>
-          </w:tcPr>
-          <w:p>
-            <w:r>
-              <w:t>no accreditation record, or only records without a number</w:t>
-            </w:r>
-          </w:p>
-        </w:tc>
-        <w:tc>
-          <w:tcPr>
-            <w:tcW w:type="dxa" w:w="2880"/>
-          </w:tcPr>
-          <w:p>
-            <w:r>
-              <w:t>accreditation cannot be confirmed</w:t>
-            </w:r>
-          </w:p>
-        </w:tc>
-      </w:tr>
-    </w:tbl>
-    <w:p/>
-    <w:p>
-      <w:r>
-        <w:t>A missing record is never read as official. The label is the same on the catalogue cards, the destination, stay, dining, souvenir, operator and package pages, the chatbot and the planner's provenance panel. Home-page wording that called every listing "DOT-verified" was replaced, and the site description no longer claims that all destinations are DOT-accredited.</w:t>
-      </w:r>
-    </w:p>
-    <w:p>
-      <w:pPr>
-        <w:pStyle w:val="Heading2"/>
-      </w:pPr>
-      <w:r>
-        <w:t>10.2 What it does not do</w:t>
-      </w:r>
-    </w:p>
-    <w:p>
-      <w:pPr>
-        <w:pStyle w:val="ListBullet"/>
-      </w:pPr>
-      <w:r>
-        <w:t>It does not change eligibility. Sample and Not Yet Verified listings stay in the Content-Based Recommendation, Apriori, itinerary generation and geographic sequencing, because those use the is_accredited flag only.</w:t>
-      </w:r>
-    </w:p>
-    <w:p>
-      <w:pPr>
-        <w:pStyle w:val="ListBullet"/>
-      </w:pPr>
-      <w:r>
-        <w:t>It does not change any recommendation algorithm or weight, any accreditation value, any expiry date, the grace setting, prices, or existing listing records.</w:t>
-      </w:r>
-    </w:p>
-    <w:p>
-      <w:pPr>
-        <w:pStyle w:val="Heading2"/>
-      </w:pPr>
-      <w:r>
-        <w:t>10.3 Verification</w:t>
-      </w:r>
-    </w:p>
-    <w:p>
-      <w:r>
-        <w:t>SampleParticipationTest plans the same catalogue with every record official, every record sample, no records, and a mix, and requires identical rankings (factor by factor), stops, order and stays; a control shows the comparison does detect a real difference. It also checks that Apriori treats a sample destination like an official one and that the recommendation code never reads provenance. ProvenanceStatusTest covers the three states on every surface.</w:t>
-      </w:r>
-    </w:p>
-    <w:p>
-      <w:pPr>
-        <w:pStyle w:val="Heading2"/>
-      </w:pPr>
-      <w:r>
-        <w:t>10.4 Test data, not verified DOT information</w:t>
-      </w:r>
-    </w:p>
-    <w:p>
-      <w:r>
-        <w:t>The sample records are a temporary beta-testing arrangement and must eventually be replaced with verified DOT records. Existing accreditation values, expiry dates and prices were not changed.</w:t>
-      </w:r>
-    </w:p>
     <w:sectPr>
       <w:pgSz w:w="12240" w:h="15840"/>
       <w:pgMar w:top="1440" w:right="1800" w:bottom="1440" w:left="1800" w:header="720" w:footer="720" w:gutter="0"/>
